--- a/documents/diplomatic/090/transcription.docx
+++ b/documents/diplomatic/090/transcription.docx
@@ -39,25 +39,25 @@
         <w:jc w:val="left"/>
         <w:rPr>
           <w:rFonts w:ascii="Times New Roman" w:cs="Times New Roman" w:eastAsia="Times New Roman" w:hAnsi="Times New Roman"/>
-          <w:b w:val="0"/>
-          <w:bCs w:val="0"/>
-          <w:i w:val="0"/>
-          <w:iCs w:val="0"/>
-          <w:smallCaps w:val="0"/>
-          <w:strike w:val="0"/>
-          <w:color w:val="000000"/>
-          <w:sz w:val="24"/>
-          <w:szCs w:val="24"/>
-          <w:u w:val="none"/>
-          <w:shd w:fill="auto" w:val="clear"/>
-          <w:vertAlign w:val="baseline"/>
-        </w:rPr>
-      </w:pPr>
-      <w:r>
-        <w:rPr>
-          <w:rFonts w:ascii="Times New Roman" w:cs="Times New Roman" w:eastAsia="Times New Roman" w:hAnsi="Times New Roman"/>
-          <w:b w:val="0"/>
-          <w:bCs w:val="0"/>
+          <w:b w:val="1"/>
+          <w:bCs w:val="1"/>
+          <w:i w:val="0"/>
+          <w:iCs w:val="0"/>
+          <w:smallCaps w:val="0"/>
+          <w:strike w:val="0"/>
+          <w:color w:val="000000"/>
+          <w:sz w:val="24"/>
+          <w:szCs w:val="24"/>
+          <w:u w:val="none"/>
+          <w:shd w:fill="auto" w:val="clear"/>
+          <w:vertAlign w:val="baseline"/>
+        </w:rPr>
+      </w:pPr>
+      <w:r>
+        <w:rPr>
+          <w:rFonts w:ascii="Times New Roman" w:cs="Times New Roman" w:eastAsia="Times New Roman" w:hAnsi="Times New Roman"/>
+          <w:b w:val="1"/>
+          <w:bCs w:val="1"/>
           <w:i w:val="0"/>
           <w:iCs w:val="0"/>
           <w:smallCaps w:val="0"/>
@@ -92,25 +92,25 @@
         <w:jc w:val="left"/>
         <w:rPr>
           <w:rFonts w:ascii="Times New Roman" w:cs="Times New Roman" w:eastAsia="Times New Roman" w:hAnsi="Times New Roman"/>
-          <w:b w:val="0"/>
-          <w:bCs w:val="0"/>
-          <w:i w:val="0"/>
-          <w:iCs w:val="0"/>
-          <w:smallCaps w:val="0"/>
-          <w:strike w:val="0"/>
-          <w:color w:val="000000"/>
-          <w:sz w:val="24"/>
-          <w:szCs w:val="24"/>
-          <w:u w:val="none"/>
-          <w:shd w:fill="auto" w:val="clear"/>
-          <w:vertAlign w:val="baseline"/>
-        </w:rPr>
-      </w:pPr>
-      <w:r>
-        <w:rPr>
-          <w:rFonts w:ascii="Times New Roman" w:cs="Times New Roman" w:eastAsia="Times New Roman" w:hAnsi="Times New Roman"/>
-          <w:b w:val="0"/>
-          <w:bCs w:val="0"/>
+          <w:b w:val="1"/>
+          <w:bCs w:val="1"/>
+          <w:i w:val="0"/>
+          <w:iCs w:val="0"/>
+          <w:smallCaps w:val="0"/>
+          <w:strike w:val="0"/>
+          <w:color w:val="000000"/>
+          <w:sz w:val="24"/>
+          <w:szCs w:val="24"/>
+          <w:u w:val="none"/>
+          <w:shd w:fill="auto" w:val="clear"/>
+          <w:vertAlign w:val="baseline"/>
+        </w:rPr>
+      </w:pPr>
+      <w:r>
+        <w:rPr>
+          <w:rFonts w:ascii="Times New Roman" w:cs="Times New Roman" w:eastAsia="Times New Roman" w:hAnsi="Times New Roman"/>
+          <w:b w:val="1"/>
+          <w:bCs w:val="1"/>
           <w:i w:val="0"/>
           <w:iCs w:val="0"/>
           <w:smallCaps w:val="0"/>
@@ -145,25 +145,25 @@
         <w:jc w:val="left"/>
         <w:rPr>
           <w:rFonts w:ascii="Times New Roman" w:cs="Times New Roman" w:eastAsia="Times New Roman" w:hAnsi="Times New Roman"/>
-          <w:b w:val="0"/>
-          <w:bCs w:val="0"/>
-          <w:i w:val="0"/>
-          <w:iCs w:val="0"/>
-          <w:smallCaps w:val="0"/>
-          <w:strike w:val="0"/>
-          <w:color w:val="000000"/>
-          <w:sz w:val="24"/>
-          <w:szCs w:val="24"/>
-          <w:u w:val="none"/>
-          <w:shd w:fill="auto" w:val="clear"/>
-          <w:vertAlign w:val="baseline"/>
-        </w:rPr>
-      </w:pPr>
-      <w:r>
-        <w:rPr>
-          <w:rFonts w:ascii="Times New Roman" w:cs="Times New Roman" w:eastAsia="Times New Roman" w:hAnsi="Times New Roman"/>
-          <w:b w:val="0"/>
-          <w:bCs w:val="0"/>
+          <w:b w:val="1"/>
+          <w:bCs w:val="1"/>
+          <w:i w:val="0"/>
+          <w:iCs w:val="0"/>
+          <w:smallCaps w:val="0"/>
+          <w:strike w:val="0"/>
+          <w:color w:val="000000"/>
+          <w:sz w:val="24"/>
+          <w:szCs w:val="24"/>
+          <w:u w:val="none"/>
+          <w:shd w:fill="auto" w:val="clear"/>
+          <w:vertAlign w:val="baseline"/>
+        </w:rPr>
+      </w:pPr>
+      <w:r>
+        <w:rPr>
+          <w:rFonts w:ascii="Times New Roman" w:cs="Times New Roman" w:eastAsia="Times New Roman" w:hAnsi="Times New Roman"/>
+          <w:b w:val="1"/>
+          <w:bCs w:val="1"/>
           <w:i w:val="0"/>
           <w:iCs w:val="0"/>
           <w:smallCaps w:val="0"/>
@@ -198,25 +198,25 @@
         <w:jc w:val="left"/>
         <w:rPr>
           <w:rFonts w:ascii="Times New Roman" w:cs="Times New Roman" w:eastAsia="Times New Roman" w:hAnsi="Times New Roman"/>
-          <w:b w:val="0"/>
-          <w:bCs w:val="0"/>
-          <w:i w:val="0"/>
-          <w:iCs w:val="0"/>
-          <w:smallCaps w:val="0"/>
-          <w:strike w:val="0"/>
-          <w:color w:val="000000"/>
-          <w:sz w:val="24"/>
-          <w:szCs w:val="24"/>
-          <w:u w:val="none"/>
-          <w:shd w:fill="auto" w:val="clear"/>
-          <w:vertAlign w:val="baseline"/>
-        </w:rPr>
-      </w:pPr>
-      <w:r>
-        <w:rPr>
-          <w:rFonts w:ascii="Times New Roman" w:cs="Times New Roman" w:eastAsia="Times New Roman" w:hAnsi="Times New Roman"/>
-          <w:b w:val="0"/>
-          <w:bCs w:val="0"/>
+          <w:b w:val="1"/>
+          <w:bCs w:val="1"/>
+          <w:i w:val="0"/>
+          <w:iCs w:val="0"/>
+          <w:smallCaps w:val="0"/>
+          <w:strike w:val="0"/>
+          <w:color w:val="000000"/>
+          <w:sz w:val="24"/>
+          <w:szCs w:val="24"/>
+          <w:u w:val="none"/>
+          <w:shd w:fill="auto" w:val="clear"/>
+          <w:vertAlign w:val="baseline"/>
+        </w:rPr>
+      </w:pPr>
+      <w:r>
+        <w:rPr>
+          <w:rFonts w:ascii="Times New Roman" w:cs="Times New Roman" w:eastAsia="Times New Roman" w:hAnsi="Times New Roman"/>
+          <w:b w:val="1"/>
+          <w:bCs w:val="1"/>
           <w:i w:val="0"/>
           <w:iCs w:val="0"/>
           <w:smallCaps w:val="0"/>
@@ -251,25 +251,25 @@
         <w:jc w:val="left"/>
         <w:rPr>
           <w:rFonts w:ascii="Times New Roman" w:cs="Times New Roman" w:eastAsia="Times New Roman" w:hAnsi="Times New Roman"/>
-          <w:b w:val="0"/>
-          <w:bCs w:val="0"/>
-          <w:i w:val="0"/>
-          <w:iCs w:val="0"/>
-          <w:smallCaps w:val="0"/>
-          <w:strike w:val="0"/>
-          <w:color w:val="000000"/>
-          <w:sz w:val="24"/>
-          <w:szCs w:val="24"/>
-          <w:u w:val="none"/>
-          <w:shd w:fill="auto" w:val="clear"/>
-          <w:vertAlign w:val="baseline"/>
-        </w:rPr>
-      </w:pPr>
-      <w:r>
-        <w:rPr>
-          <w:rFonts w:ascii="Times New Roman" w:cs="Times New Roman" w:eastAsia="Times New Roman" w:hAnsi="Times New Roman"/>
-          <w:b w:val="0"/>
-          <w:bCs w:val="0"/>
+          <w:b w:val="1"/>
+          <w:bCs w:val="1"/>
+          <w:i w:val="0"/>
+          <w:iCs w:val="0"/>
+          <w:smallCaps w:val="0"/>
+          <w:strike w:val="0"/>
+          <w:color w:val="000000"/>
+          <w:sz w:val="24"/>
+          <w:szCs w:val="24"/>
+          <w:u w:val="none"/>
+          <w:shd w:fill="auto" w:val="clear"/>
+          <w:vertAlign w:val="baseline"/>
+        </w:rPr>
+      </w:pPr>
+      <w:r>
+        <w:rPr>
+          <w:rFonts w:ascii="Times New Roman" w:cs="Times New Roman" w:eastAsia="Times New Roman" w:hAnsi="Times New Roman"/>
+          <w:b w:val="1"/>
+          <w:bCs w:val="1"/>
           <w:i w:val="0"/>
           <w:iCs w:val="0"/>
           <w:smallCaps w:val="0"/>
@@ -304,25 +304,25 @@
         <w:jc w:val="left"/>
         <w:rPr>
           <w:rFonts w:ascii="Times New Roman" w:cs="Times New Roman" w:eastAsia="Times New Roman" w:hAnsi="Times New Roman"/>
-          <w:b w:val="0"/>
-          <w:bCs w:val="0"/>
-          <w:i w:val="0"/>
-          <w:iCs w:val="0"/>
-          <w:smallCaps w:val="0"/>
-          <w:strike w:val="0"/>
-          <w:color w:val="000000"/>
-          <w:sz w:val="24"/>
-          <w:szCs w:val="24"/>
-          <w:u w:val="none"/>
-          <w:shd w:fill="auto" w:val="clear"/>
-          <w:vertAlign w:val="baseline"/>
-        </w:rPr>
-      </w:pPr>
-      <w:r>
-        <w:rPr>
-          <w:rFonts w:ascii="Times New Roman" w:cs="Times New Roman" w:eastAsia="Times New Roman" w:hAnsi="Times New Roman"/>
-          <w:b w:val="0"/>
-          <w:bCs w:val="0"/>
+          <w:b w:val="1"/>
+          <w:bCs w:val="1"/>
+          <w:i w:val="0"/>
+          <w:iCs w:val="0"/>
+          <w:smallCaps w:val="0"/>
+          <w:strike w:val="0"/>
+          <w:color w:val="000000"/>
+          <w:sz w:val="24"/>
+          <w:szCs w:val="24"/>
+          <w:u w:val="none"/>
+          <w:shd w:fill="auto" w:val="clear"/>
+          <w:vertAlign w:val="baseline"/>
+        </w:rPr>
+      </w:pPr>
+      <w:r>
+        <w:rPr>
+          <w:rFonts w:ascii="Times New Roman" w:cs="Times New Roman" w:eastAsia="Times New Roman" w:hAnsi="Times New Roman"/>
+          <w:b w:val="1"/>
+          <w:bCs w:val="1"/>
           <w:i w:val="0"/>
           <w:iCs w:val="0"/>
           <w:smallCaps w:val="0"/>
@@ -340,6 +340,8 @@
       <w:r>
         <w:rPr>
           <w:rFonts w:ascii="Times New Roman" w:cs="Times New Roman" w:eastAsia="Times New Roman" w:hAnsi="Times New Roman"/>
+          <w:b w:val="1"/>
+          <w:bCs w:val="1"/>
           <w:rtl w:val="0"/>
         </w:rPr>
         <w:t xml:space="preserve">parvenues, il me</w:t>
@@ -347,8 +349,8 @@
       <w:r>
         <w:rPr>
           <w:rFonts w:ascii="Times New Roman" w:cs="Times New Roman" w:eastAsia="Times New Roman" w:hAnsi="Times New Roman"/>
-          <w:b w:val="0"/>
-          <w:bCs w:val="0"/>
+          <w:b w:val="1"/>
+          <w:bCs w:val="1"/>
           <w:i w:val="0"/>
           <w:iCs w:val="0"/>
           <w:smallCaps w:val="0"/>
@@ -383,25 +385,25 @@
         <w:jc w:val="left"/>
         <w:rPr>
           <w:rFonts w:ascii="Times New Roman" w:cs="Times New Roman" w:eastAsia="Times New Roman" w:hAnsi="Times New Roman"/>
-          <w:b w:val="0"/>
-          <w:bCs w:val="0"/>
-          <w:i w:val="0"/>
-          <w:iCs w:val="0"/>
-          <w:smallCaps w:val="0"/>
-          <w:strike w:val="0"/>
-          <w:color w:val="000000"/>
-          <w:sz w:val="24"/>
-          <w:szCs w:val="24"/>
-          <w:u w:val="none"/>
-          <w:shd w:fill="auto" w:val="clear"/>
-          <w:vertAlign w:val="baseline"/>
-        </w:rPr>
-      </w:pPr>
-      <w:r>
-        <w:rPr>
-          <w:rFonts w:ascii="Times New Roman" w:cs="Times New Roman" w:eastAsia="Times New Roman" w:hAnsi="Times New Roman"/>
-          <w:b w:val="0"/>
-          <w:bCs w:val="0"/>
+          <w:b w:val="1"/>
+          <w:bCs w:val="1"/>
+          <w:i w:val="0"/>
+          <w:iCs w:val="0"/>
+          <w:smallCaps w:val="0"/>
+          <w:strike w:val="0"/>
+          <w:color w:val="000000"/>
+          <w:sz w:val="24"/>
+          <w:szCs w:val="24"/>
+          <w:u w:val="none"/>
+          <w:shd w:fill="auto" w:val="clear"/>
+          <w:vertAlign w:val="baseline"/>
+        </w:rPr>
+      </w:pPr>
+      <w:r>
+        <w:rPr>
+          <w:rFonts w:ascii="Times New Roman" w:cs="Times New Roman" w:eastAsia="Times New Roman" w:hAnsi="Times New Roman"/>
+          <w:b w:val="1"/>
+          <w:bCs w:val="1"/>
           <w:i w:val="0"/>
           <w:iCs w:val="0"/>
           <w:smallCaps w:val="0"/>
@@ -419,6 +421,8 @@
       <w:r>
         <w:rPr>
           <w:rFonts w:ascii="Times New Roman" w:cs="Times New Roman" w:eastAsia="Times New Roman" w:hAnsi="Times New Roman"/>
+          <w:b w:val="1"/>
+          <w:bCs w:val="1"/>
           <w:rtl w:val="0"/>
         </w:rPr>
         <w:t xml:space="preserve">permettront</w:t>
@@ -426,8 +430,8 @@
       <w:r>
         <w:rPr>
           <w:rFonts w:ascii="Times New Roman" w:cs="Times New Roman" w:eastAsia="Times New Roman" w:hAnsi="Times New Roman"/>
-          <w:b w:val="0"/>
-          <w:bCs w:val="0"/>
+          <w:b w:val="1"/>
+          <w:bCs w:val="1"/>
           <w:i w:val="0"/>
           <w:iCs w:val="0"/>
           <w:smallCaps w:val="0"/>
@@ -445,6 +449,8 @@
       <w:r>
         <w:rPr>
           <w:rFonts w:ascii="Times New Roman" w:cs="Times New Roman" w:eastAsia="Times New Roman" w:hAnsi="Times New Roman"/>
+          <w:b w:val="1"/>
+          <w:bCs w:val="1"/>
           <w:rtl w:val="0"/>
         </w:rPr>
         <w:t xml:space="preserve">ville</w:t>
@@ -452,8 +458,8 @@
       <w:r>
         <w:rPr>
           <w:rFonts w:ascii="Times New Roman" w:cs="Times New Roman" w:eastAsia="Times New Roman" w:hAnsi="Times New Roman"/>
-          <w:b w:val="0"/>
-          <w:bCs w:val="0"/>
+          <w:b w:val="1"/>
+          <w:bCs w:val="1"/>
           <w:i w:val="0"/>
           <w:iCs w:val="0"/>
           <w:smallCaps w:val="0"/>
@@ -488,25 +494,25 @@
         <w:jc w:val="left"/>
         <w:rPr>
           <w:rFonts w:ascii="Times New Roman" w:cs="Times New Roman" w:eastAsia="Times New Roman" w:hAnsi="Times New Roman"/>
-          <w:b w:val="0"/>
-          <w:bCs w:val="0"/>
-          <w:i w:val="0"/>
-          <w:iCs w:val="0"/>
-          <w:smallCaps w:val="0"/>
-          <w:strike w:val="0"/>
-          <w:color w:val="000000"/>
-          <w:sz w:val="24"/>
-          <w:szCs w:val="24"/>
-          <w:u w:val="none"/>
-          <w:shd w:fill="auto" w:val="clear"/>
-          <w:vertAlign w:val="baseline"/>
-        </w:rPr>
-      </w:pPr>
-      <w:r>
-        <w:rPr>
-          <w:rFonts w:ascii="Times New Roman" w:cs="Times New Roman" w:eastAsia="Times New Roman" w:hAnsi="Times New Roman"/>
-          <w:b w:val="0"/>
-          <w:bCs w:val="0"/>
+          <w:b w:val="1"/>
+          <w:bCs w:val="1"/>
+          <w:i w:val="0"/>
+          <w:iCs w:val="0"/>
+          <w:smallCaps w:val="0"/>
+          <w:strike w:val="0"/>
+          <w:color w:val="000000"/>
+          <w:sz w:val="24"/>
+          <w:szCs w:val="24"/>
+          <w:u w:val="none"/>
+          <w:shd w:fill="auto" w:val="clear"/>
+          <w:vertAlign w:val="baseline"/>
+        </w:rPr>
+      </w:pPr>
+      <w:r>
+        <w:rPr>
+          <w:rFonts w:ascii="Times New Roman" w:cs="Times New Roman" w:eastAsia="Times New Roman" w:hAnsi="Times New Roman"/>
+          <w:b w:val="1"/>
+          <w:bCs w:val="1"/>
           <w:i w:val="0"/>
           <w:iCs w:val="0"/>
           <w:smallCaps w:val="0"/>
@@ -560,8 +566,8 @@
       <w:r>
         <w:rPr>
           <w:rFonts w:ascii="Times New Roman" w:cs="Times New Roman" w:eastAsia="Times New Roman" w:hAnsi="Times New Roman"/>
-          <w:b w:val="0"/>
-          <w:bCs w:val="0"/>
+          <w:b w:val="1"/>
+          <w:bCs w:val="1"/>
           <w:i w:val="0"/>
           <w:iCs w:val="0"/>
           <w:smallCaps w:val="0"/>
@@ -575,11 +581,6 @@
           <w:rtl w:val="0"/>
         </w:rPr>
         <w:t xml:space="preserve">Rüstem</w:t>
-      </w:r>
-      <w:r>
-        <w:rPr>
-          <w:rtl w:val="0"/>
-        </w:rPr>
       </w:r>
     </w:p>
     <w:p>
@@ -1560,25 +1561,25 @@
         <w:jc w:val="left"/>
         <w:rPr>
           <w:rFonts w:ascii="Times New Roman" w:cs="Times New Roman" w:eastAsia="Times New Roman" w:hAnsi="Times New Roman"/>
-          <w:b w:val="0"/>
-          <w:bCs w:val="0"/>
-          <w:i w:val="0"/>
-          <w:iCs w:val="0"/>
-          <w:smallCaps w:val="0"/>
-          <w:strike w:val="0"/>
-          <w:color w:val="000000"/>
-          <w:sz w:val="24"/>
-          <w:szCs w:val="24"/>
-          <w:u w:val="none"/>
-          <w:shd w:fill="auto" w:val="clear"/>
-          <w:vertAlign w:val="baseline"/>
-        </w:rPr>
-      </w:pPr>
-      <w:r>
-        <w:rPr>
-          <w:rFonts w:ascii="Times New Roman" w:cs="Times New Roman" w:eastAsia="Times New Roman" w:hAnsi="Times New Roman"/>
-          <w:b w:val="0"/>
-          <w:bCs w:val="0"/>
+          <w:b w:val="1"/>
+          <w:bCs w:val="1"/>
+          <w:i w:val="0"/>
+          <w:iCs w:val="0"/>
+          <w:smallCaps w:val="0"/>
+          <w:strike w:val="0"/>
+          <w:color w:val="000000"/>
+          <w:sz w:val="24"/>
+          <w:szCs w:val="24"/>
+          <w:u w:val="none"/>
+          <w:shd w:fill="auto" w:val="clear"/>
+          <w:vertAlign w:val="baseline"/>
+        </w:rPr>
+      </w:pPr>
+      <w:r>
+        <w:rPr>
+          <w:rFonts w:ascii="Times New Roman" w:cs="Times New Roman" w:eastAsia="Times New Roman" w:hAnsi="Times New Roman"/>
+          <w:b w:val="1"/>
+          <w:bCs w:val="1"/>
           <w:i w:val="0"/>
           <w:iCs w:val="0"/>
           <w:smallCaps w:val="0"/>
@@ -1613,25 +1614,25 @@
         <w:jc w:val="left"/>
         <w:rPr>
           <w:rFonts w:ascii="Times New Roman" w:cs="Times New Roman" w:eastAsia="Times New Roman" w:hAnsi="Times New Roman"/>
-          <w:b w:val="0"/>
-          <w:bCs w:val="0"/>
-          <w:i w:val="0"/>
-          <w:iCs w:val="0"/>
-          <w:smallCaps w:val="0"/>
-          <w:strike w:val="0"/>
-          <w:color w:val="000000"/>
-          <w:sz w:val="24"/>
-          <w:szCs w:val="24"/>
-          <w:u w:val="none"/>
-          <w:shd w:fill="auto" w:val="clear"/>
-          <w:vertAlign w:val="baseline"/>
-        </w:rPr>
-      </w:pPr>
-      <w:r>
-        <w:rPr>
-          <w:rFonts w:ascii="Times New Roman" w:cs="Times New Roman" w:eastAsia="Times New Roman" w:hAnsi="Times New Roman"/>
-          <w:b w:val="0"/>
-          <w:bCs w:val="0"/>
+          <w:b w:val="1"/>
+          <w:bCs w:val="1"/>
+          <w:i w:val="0"/>
+          <w:iCs w:val="0"/>
+          <w:smallCaps w:val="0"/>
+          <w:strike w:val="0"/>
+          <w:color w:val="000000"/>
+          <w:sz w:val="24"/>
+          <w:szCs w:val="24"/>
+          <w:u w:val="none"/>
+          <w:shd w:fill="auto" w:val="clear"/>
+          <w:vertAlign w:val="baseline"/>
+        </w:rPr>
+      </w:pPr>
+      <w:r>
+        <w:rPr>
+          <w:rFonts w:ascii="Times New Roman" w:cs="Times New Roman" w:eastAsia="Times New Roman" w:hAnsi="Times New Roman"/>
+          <w:b w:val="1"/>
+          <w:bCs w:val="1"/>
           <w:i w:val="0"/>
           <w:iCs w:val="0"/>
           <w:smallCaps w:val="0"/>
@@ -1666,25 +1667,25 @@
         <w:jc w:val="left"/>
         <w:rPr>
           <w:rFonts w:ascii="Times New Roman" w:cs="Times New Roman" w:eastAsia="Times New Roman" w:hAnsi="Times New Roman"/>
-          <w:b w:val="0"/>
-          <w:bCs w:val="0"/>
-          <w:i w:val="0"/>
-          <w:iCs w:val="0"/>
-          <w:smallCaps w:val="0"/>
-          <w:strike w:val="0"/>
-          <w:color w:val="000000"/>
-          <w:sz w:val="24"/>
-          <w:szCs w:val="24"/>
-          <w:u w:val="none"/>
-          <w:shd w:fill="auto" w:val="clear"/>
-          <w:vertAlign w:val="baseline"/>
-        </w:rPr>
-      </w:pPr>
-      <w:r>
-        <w:rPr>
-          <w:rFonts w:ascii="Times New Roman" w:cs="Times New Roman" w:eastAsia="Times New Roman" w:hAnsi="Times New Roman"/>
-          <w:b w:val="0"/>
-          <w:bCs w:val="0"/>
+          <w:b w:val="1"/>
+          <w:bCs w:val="1"/>
+          <w:i w:val="0"/>
+          <w:iCs w:val="0"/>
+          <w:smallCaps w:val="0"/>
+          <w:strike w:val="0"/>
+          <w:color w:val="000000"/>
+          <w:sz w:val="24"/>
+          <w:szCs w:val="24"/>
+          <w:u w:val="none"/>
+          <w:shd w:fill="auto" w:val="clear"/>
+          <w:vertAlign w:val="baseline"/>
+        </w:rPr>
+      </w:pPr>
+      <w:r>
+        <w:rPr>
+          <w:rFonts w:ascii="Times New Roman" w:cs="Times New Roman" w:eastAsia="Times New Roman" w:hAnsi="Times New Roman"/>
+          <w:b w:val="1"/>
+          <w:bCs w:val="1"/>
           <w:i w:val="0"/>
           <w:iCs w:val="0"/>
           <w:smallCaps w:val="0"/>
@@ -1719,25 +1720,25 @@
         <w:jc w:val="left"/>
         <w:rPr>
           <w:rFonts w:ascii="Times New Roman" w:cs="Times New Roman" w:eastAsia="Times New Roman" w:hAnsi="Times New Roman"/>
-          <w:b w:val="0"/>
-          <w:bCs w:val="0"/>
-          <w:i w:val="0"/>
-          <w:iCs w:val="0"/>
-          <w:smallCaps w:val="0"/>
-          <w:strike w:val="0"/>
-          <w:color w:val="000000"/>
-          <w:sz w:val="24"/>
-          <w:szCs w:val="24"/>
-          <w:u w:val="none"/>
-          <w:shd w:fill="auto" w:val="clear"/>
-          <w:vertAlign w:val="baseline"/>
-        </w:rPr>
-      </w:pPr>
-      <w:r>
-        <w:rPr>
-          <w:rFonts w:ascii="Times New Roman" w:cs="Times New Roman" w:eastAsia="Times New Roman" w:hAnsi="Times New Roman"/>
-          <w:b w:val="0"/>
-          <w:bCs w:val="0"/>
+          <w:b w:val="1"/>
+          <w:bCs w:val="1"/>
+          <w:i w:val="0"/>
+          <w:iCs w:val="0"/>
+          <w:smallCaps w:val="0"/>
+          <w:strike w:val="0"/>
+          <w:color w:val="000000"/>
+          <w:sz w:val="24"/>
+          <w:szCs w:val="24"/>
+          <w:u w:val="none"/>
+          <w:shd w:fill="auto" w:val="clear"/>
+          <w:vertAlign w:val="baseline"/>
+        </w:rPr>
+      </w:pPr>
+      <w:r>
+        <w:rPr>
+          <w:rFonts w:ascii="Times New Roman" w:cs="Times New Roman" w:eastAsia="Times New Roman" w:hAnsi="Times New Roman"/>
+          <w:b w:val="1"/>
+          <w:bCs w:val="1"/>
           <w:i w:val="0"/>
           <w:iCs w:val="0"/>
           <w:smallCaps w:val="0"/>
@@ -1772,25 +1773,25 @@
         <w:jc w:val="left"/>
         <w:rPr>
           <w:rFonts w:ascii="Times New Roman" w:cs="Times New Roman" w:eastAsia="Times New Roman" w:hAnsi="Times New Roman"/>
-          <w:b w:val="0"/>
-          <w:bCs w:val="0"/>
-          <w:i w:val="0"/>
-          <w:iCs w:val="0"/>
-          <w:smallCaps w:val="0"/>
-          <w:strike w:val="0"/>
-          <w:color w:val="000000"/>
-          <w:sz w:val="24"/>
-          <w:szCs w:val="24"/>
-          <w:u w:val="none"/>
-          <w:shd w:fill="auto" w:val="clear"/>
-          <w:vertAlign w:val="baseline"/>
-        </w:rPr>
-      </w:pPr>
-      <w:r>
-        <w:rPr>
-          <w:rFonts w:ascii="Times New Roman" w:cs="Times New Roman" w:eastAsia="Times New Roman" w:hAnsi="Times New Roman"/>
-          <w:b w:val="0"/>
-          <w:bCs w:val="0"/>
+          <w:b w:val="1"/>
+          <w:bCs w:val="1"/>
+          <w:i w:val="0"/>
+          <w:iCs w:val="0"/>
+          <w:smallCaps w:val="0"/>
+          <w:strike w:val="0"/>
+          <w:color w:val="000000"/>
+          <w:sz w:val="24"/>
+          <w:szCs w:val="24"/>
+          <w:u w:val="none"/>
+          <w:shd w:fill="auto" w:val="clear"/>
+          <w:vertAlign w:val="baseline"/>
+        </w:rPr>
+      </w:pPr>
+      <w:r>
+        <w:rPr>
+          <w:rFonts w:ascii="Times New Roman" w:cs="Times New Roman" w:eastAsia="Times New Roman" w:hAnsi="Times New Roman"/>
+          <w:b w:val="1"/>
+          <w:bCs w:val="1"/>
           <w:i w:val="0"/>
           <w:iCs w:val="0"/>
           <w:smallCaps w:val="0"/>
@@ -1825,25 +1826,25 @@
         <w:jc w:val="left"/>
         <w:rPr>
           <w:rFonts w:ascii="Times New Roman" w:cs="Times New Roman" w:eastAsia="Times New Roman" w:hAnsi="Times New Roman"/>
-          <w:b w:val="0"/>
-          <w:bCs w:val="0"/>
-          <w:i w:val="0"/>
-          <w:iCs w:val="0"/>
-          <w:smallCaps w:val="0"/>
-          <w:strike w:val="0"/>
-          <w:color w:val="000000"/>
-          <w:sz w:val="24"/>
-          <w:szCs w:val="24"/>
-          <w:u w:val="none"/>
-          <w:shd w:fill="auto" w:val="clear"/>
-          <w:vertAlign w:val="baseline"/>
-        </w:rPr>
-      </w:pPr>
-      <w:r>
-        <w:rPr>
-          <w:rFonts w:ascii="Times New Roman" w:cs="Times New Roman" w:eastAsia="Times New Roman" w:hAnsi="Times New Roman"/>
-          <w:b w:val="0"/>
-          <w:bCs w:val="0"/>
+          <w:b w:val="1"/>
+          <w:bCs w:val="1"/>
+          <w:i w:val="0"/>
+          <w:iCs w:val="0"/>
+          <w:smallCaps w:val="0"/>
+          <w:strike w:val="0"/>
+          <w:color w:val="000000"/>
+          <w:sz w:val="24"/>
+          <w:szCs w:val="24"/>
+          <w:u w:val="none"/>
+          <w:shd w:fill="auto" w:val="clear"/>
+          <w:vertAlign w:val="baseline"/>
+        </w:rPr>
+      </w:pPr>
+      <w:r>
+        <w:rPr>
+          <w:rFonts w:ascii="Times New Roman" w:cs="Times New Roman" w:eastAsia="Times New Roman" w:hAnsi="Times New Roman"/>
+          <w:b w:val="1"/>
+          <w:bCs w:val="1"/>
           <w:i w:val="0"/>
           <w:iCs w:val="0"/>
           <w:smallCaps w:val="0"/>
@@ -1878,25 +1879,25 @@
         <w:jc w:val="left"/>
         <w:rPr>
           <w:rFonts w:ascii="Times New Roman" w:cs="Times New Roman" w:eastAsia="Times New Roman" w:hAnsi="Times New Roman"/>
-          <w:b w:val="0"/>
-          <w:bCs w:val="0"/>
-          <w:i w:val="0"/>
-          <w:iCs w:val="0"/>
-          <w:smallCaps w:val="0"/>
-          <w:strike w:val="0"/>
-          <w:color w:val="000000"/>
-          <w:sz w:val="24"/>
-          <w:szCs w:val="24"/>
-          <w:u w:val="none"/>
-          <w:shd w:fill="auto" w:val="clear"/>
-          <w:vertAlign w:val="baseline"/>
-        </w:rPr>
-      </w:pPr>
-      <w:r>
-        <w:rPr>
-          <w:rFonts w:ascii="Times New Roman" w:cs="Times New Roman" w:eastAsia="Times New Roman" w:hAnsi="Times New Roman"/>
-          <w:b w:val="0"/>
-          <w:bCs w:val="0"/>
+          <w:b w:val="1"/>
+          <w:bCs w:val="1"/>
+          <w:i w:val="0"/>
+          <w:iCs w:val="0"/>
+          <w:smallCaps w:val="0"/>
+          <w:strike w:val="0"/>
+          <w:color w:val="000000"/>
+          <w:sz w:val="24"/>
+          <w:szCs w:val="24"/>
+          <w:u w:val="none"/>
+          <w:shd w:fill="auto" w:val="clear"/>
+          <w:vertAlign w:val="baseline"/>
+        </w:rPr>
+      </w:pPr>
+      <w:r>
+        <w:rPr>
+          <w:rFonts w:ascii="Times New Roman" w:cs="Times New Roman" w:eastAsia="Times New Roman" w:hAnsi="Times New Roman"/>
+          <w:b w:val="1"/>
+          <w:bCs w:val="1"/>
           <w:i w:val="0"/>
           <w:iCs w:val="0"/>
           <w:smallCaps w:val="0"/>
@@ -1931,25 +1932,25 @@
         <w:jc w:val="left"/>
         <w:rPr>
           <w:rFonts w:ascii="Times New Roman" w:cs="Times New Roman" w:eastAsia="Times New Roman" w:hAnsi="Times New Roman"/>
-          <w:b w:val="0"/>
-          <w:bCs w:val="0"/>
-          <w:i w:val="0"/>
-          <w:iCs w:val="0"/>
-          <w:smallCaps w:val="0"/>
-          <w:strike w:val="0"/>
-          <w:color w:val="000000"/>
-          <w:sz w:val="24"/>
-          <w:szCs w:val="24"/>
-          <w:u w:val="none"/>
-          <w:shd w:fill="auto" w:val="clear"/>
-          <w:vertAlign w:val="baseline"/>
-        </w:rPr>
-      </w:pPr>
-      <w:r>
-        <w:rPr>
-          <w:rFonts w:ascii="Times New Roman" w:cs="Times New Roman" w:eastAsia="Times New Roman" w:hAnsi="Times New Roman"/>
-          <w:b w:val="0"/>
-          <w:bCs w:val="0"/>
+          <w:b w:val="1"/>
+          <w:bCs w:val="1"/>
+          <w:i w:val="0"/>
+          <w:iCs w:val="0"/>
+          <w:smallCaps w:val="0"/>
+          <w:strike w:val="0"/>
+          <w:color w:val="000000"/>
+          <w:sz w:val="24"/>
+          <w:szCs w:val="24"/>
+          <w:u w:val="none"/>
+          <w:shd w:fill="auto" w:val="clear"/>
+          <w:vertAlign w:val="baseline"/>
+        </w:rPr>
+      </w:pPr>
+      <w:r>
+        <w:rPr>
+          <w:rFonts w:ascii="Times New Roman" w:cs="Times New Roman" w:eastAsia="Times New Roman" w:hAnsi="Times New Roman"/>
+          <w:b w:val="1"/>
+          <w:bCs w:val="1"/>
           <w:i w:val="0"/>
           <w:iCs w:val="0"/>
           <w:smallCaps w:val="0"/>
